--- a/resumes/Resume_GRC_Analyst__ISO_27001_And_Informat_Unknown__unknown_.docx
+++ b/resumes/Resume_GRC_Analyst__ISO_27001_And_Informat_Unknown__unknown_.docx
@@ -117,7 +117,7 @@
         <w:pBdr>
           <w:bottom w:val="single" w:sz="6" w:space="1" w:color="000000"/>
         </w:pBdr>
-        <w:spacing w:before="123" w:after="0"/>
+        <w:spacing w:before="99" w:after="0"/>
       </w:pPr>
       <w:r>
         <w:rPr>
@@ -295,7 +295,7 @@
     </w:p>
     <w:p>
       <w:pPr>
-        <w:spacing w:before="26" w:after="26"/>
+        <w:spacing w:before="20" w:after="20"/>
       </w:pPr>
     </w:p>
     <w:p>
@@ -303,7 +303,7 @@
         <w:pBdr>
           <w:bottom w:val="single" w:sz="6" w:space="1" w:color="000000"/>
         </w:pBdr>
-        <w:spacing w:before="123" w:after="0"/>
+        <w:spacing w:before="99" w:after="0"/>
       </w:pPr>
       <w:r>
         <w:rPr>
@@ -421,16 +421,16 @@
           <w:ilvl w:val="0"/>
           <w:numId w:val="2"/>
         </w:numPr>
-        <w:spacing w:before="13" w:after="35"/>
-      </w:pPr>
-      <w:r>
-        <w:rPr>
-          <w:rFonts w:ascii="Source Sans Pro" w:eastAsia="Source Sans Pro" w:hAnsi="Source Sans Pro" w:cs="Source Sans Pro"/>
-          <w:color w:val="000000"/>
-          <w:sz w:val="19"/>
-          <w:szCs w:val="19"/>
-        </w:rPr>
-        <w:t>Triaged 50+ weekly inventory reimbursement cases by severity and policy eligibility, translating high-volume case review into control evidence, compliance tracking, and decision trails.</w:t>
+        <w:spacing w:before="13" w:after="30"/>
+      </w:pPr>
+      <w:r>
+        <w:rPr>
+          <w:rFonts w:ascii="Source Sans Pro" w:eastAsia="Source Sans Pro" w:hAnsi="Source Sans Pro" w:cs="Source Sans Pro"/>
+          <w:color w:val="000000"/>
+          <w:sz w:val="19"/>
+          <w:szCs w:val="19"/>
+        </w:rPr>
+        <w:t>Triaged 50+ weekly cases by severity and policy eligibility, ensuring compliance tracking and control evidence.</w:t>
       </w:r>
     </w:p>
     <w:p>
@@ -440,7 +440,7 @@
           <w:ilvl w:val="0"/>
           <w:numId w:val="2"/>
         </w:numPr>
-        <w:spacing w:before="13" w:after="35"/>
+        <w:spacing w:before="13" w:after="30"/>
       </w:pPr>
       <w:r>
         <w:rPr>
@@ -459,7 +459,7 @@
           <w:ilvl w:val="0"/>
           <w:numId w:val="2"/>
         </w:numPr>
-        <w:spacing w:before="13" w:after="35"/>
+        <w:spacing w:before="13" w:after="30"/>
       </w:pPr>
       <w:r>
         <w:rPr>
@@ -478,7 +478,7 @@
           <w:ilvl w:val="0"/>
           <w:numId w:val="2"/>
         </w:numPr>
-        <w:spacing w:before="13" w:after="35"/>
+        <w:spacing w:before="13" w:after="30"/>
       </w:pPr>
       <w:r>
         <w:rPr>
@@ -495,7 +495,7 @@
         <w:pBdr>
           <w:bottom w:val="single" w:sz="6" w:space="1" w:color="000000"/>
         </w:pBdr>
-        <w:spacing w:before="26" w:after="26"/>
+        <w:spacing w:before="20" w:after="20"/>
         <w:rPr>
           <w:rFonts w:ascii="Source Sans Pro" w:eastAsia="Source Sans Pro" w:hAnsi="Source Sans Pro" w:cs="Source Sans Pro"/>
           <w:b/>
@@ -511,7 +511,7 @@
         <w:pBdr>
           <w:bottom w:val="single" w:sz="6" w:space="1" w:color="000000"/>
         </w:pBdr>
-        <w:spacing w:before="123" w:after="0"/>
+        <w:spacing w:before="99" w:after="0"/>
       </w:pPr>
       <w:r>
         <w:rPr>
@@ -579,16 +579,16 @@
           <w:ilvl w:val="0"/>
           <w:numId w:val="2"/>
         </w:numPr>
-        <w:spacing w:before="13" w:after="35"/>
-      </w:pPr>
-      <w:r>
-        <w:rPr>
-          <w:rFonts w:ascii="Source Sans Pro" w:eastAsia="Source Sans Pro" w:hAnsi="Source Sans Pro" w:cs="Source Sans Pro"/>
-          <w:color w:val="000000"/>
-          <w:sz w:val="19"/>
-          <w:szCs w:val="19"/>
-        </w:rPr>
-        <w:t>Deployed Splunk SIEM for threat detection, creating audit-ready evidence with SPL correlation searches for brute-force detection, lateral movement.</w:t>
+        <w:spacing w:before="13" w:after="30"/>
+      </w:pPr>
+      <w:r>
+        <w:rPr>
+          <w:rFonts w:ascii="Source Sans Pro" w:eastAsia="Source Sans Pro" w:hAnsi="Source Sans Pro" w:cs="Source Sans Pro"/>
+          <w:color w:val="000000"/>
+          <w:sz w:val="19"/>
+          <w:szCs w:val="19"/>
+        </w:rPr>
+        <w:t>Deployed Splunk SIEM for compliance monitoring (regulatory compliance) and control mapping, resulting in a comprehensive audit-ready documentation.</w:t>
       </w:r>
     </w:p>
     <w:p>
@@ -598,16 +598,16 @@
           <w:ilvl w:val="0"/>
           <w:numId w:val="2"/>
         </w:numPr>
-        <w:spacing w:before="13" w:after="35"/>
-      </w:pPr>
-      <w:r>
-        <w:rPr>
-          <w:rFonts w:ascii="Source Sans Pro" w:eastAsia="Source Sans Pro" w:hAnsi="Source Sans Pro" w:cs="Source Sans Pro"/>
-          <w:color w:val="000000"/>
-          <w:sz w:val="19"/>
-          <w:szCs w:val="19"/>
-        </w:rPr>
-        <w:t>Built automated SOAR-style detection pipeline using Python, integrating with Splunk alerts, VirusTotal API, and Telegram notifications.</w:t>
+        <w:spacing w:before="13" w:after="30"/>
+      </w:pPr>
+      <w:r>
+        <w:rPr>
+          <w:rFonts w:ascii="Source Sans Pro" w:eastAsia="Source Sans Pro" w:hAnsi="Source Sans Pro" w:cs="Source Sans Pro"/>
+          <w:color w:val="000000"/>
+          <w:sz w:val="19"/>
+          <w:szCs w:val="19"/>
+        </w:rPr>
+        <w:t>Built automated SOAR (security orchestration and automation)-style detection pipeline for threat detection (anomaly detection), utilizing MITRE ATT&amp;CK mapping and Sigma rules for control validation.</w:t>
       </w:r>
     </w:p>
     <w:p>
@@ -617,21 +617,21 @@
           <w:ilvl w:val="0"/>
           <w:numId w:val="2"/>
         </w:numPr>
-        <w:spacing w:before="13" w:after="35"/>
-      </w:pPr>
-      <w:r>
-        <w:rPr>
-          <w:rFonts w:ascii="Source Sans Pro" w:eastAsia="Source Sans Pro" w:hAnsi="Source Sans Pro" w:cs="Source Sans Pro"/>
-          <w:color w:val="000000"/>
-          <w:sz w:val="19"/>
-          <w:szCs w:val="19"/>
-        </w:rPr>
-        <w:t>Converted detection logic to Sigma rules for vendor-neutral format, and performed TCP/IP analysis in Wireshark to detect SYN scans, DNS tunnelling.</w:t>
-      </w:r>
-    </w:p>
-    <w:p>
-      <w:pPr>
-        <w:spacing w:before="26" w:after="26"/>
+        <w:spacing w:before="13" w:after="30"/>
+      </w:pPr>
+      <w:r>
+        <w:rPr>
+          <w:rFonts w:ascii="Source Sans Pro" w:eastAsia="Source Sans Pro" w:hAnsi="Source Sans Pro" w:cs="Source Sans Pro"/>
+          <w:color w:val="000000"/>
+          <w:sz w:val="19"/>
+          <w:szCs w:val="19"/>
+        </w:rPr>
+        <w:t>Mapped TTPs to MITRE ATT&amp;CK (TTP mapping) for control mapping and wrote PICERL incident report, ensuring evidence completeness.</w:t>
+      </w:r>
+    </w:p>
+    <w:p>
+      <w:pPr>
+        <w:spacing w:before="20" w:after="20"/>
       </w:pPr>
     </w:p>
     <w:p>
@@ -688,16 +688,16 @@
           <w:ilvl w:val="0"/>
           <w:numId w:val="2"/>
         </w:numPr>
-        <w:spacing w:before="13" w:after="35"/>
-      </w:pPr>
-      <w:r>
-        <w:rPr>
-          <w:rFonts w:ascii="Source Sans Pro" w:eastAsia="Source Sans Pro" w:hAnsi="Source Sans Pro" w:cs="Source Sans Pro"/>
-          <w:color w:val="000000"/>
-          <w:sz w:val="19"/>
-          <w:szCs w:val="19"/>
-        </w:rPr>
-        <w:t>Built automated vulnerability assessment pipeline integrating Nessus and OpenVAS APIs in Python.</w:t>
+        <w:spacing w:before="13" w:after="30"/>
+      </w:pPr>
+      <w:r>
+        <w:rPr>
+          <w:rFonts w:ascii="Source Sans Pro" w:eastAsia="Source Sans Pro" w:hAnsi="Source Sans Pro" w:cs="Source Sans Pro"/>
+          <w:color w:val="000000"/>
+          <w:sz w:val="19"/>
+          <w:szCs w:val="19"/>
+        </w:rPr>
+        <w:t>Developed OWASP Top 10 (web application security) automated compliance checker for regulatory compliance, generating audit-ready evidence and compliance tracking.</w:t>
       </w:r>
     </w:p>
     <w:p>
@@ -707,16 +707,16 @@
           <w:ilvl w:val="0"/>
           <w:numId w:val="2"/>
         </w:numPr>
-        <w:spacing w:before="13" w:after="35"/>
-      </w:pPr>
-      <w:r>
-        <w:rPr>
-          <w:rFonts w:ascii="Source Sans Pro" w:eastAsia="Source Sans Pro" w:hAnsi="Source Sans Pro" w:cs="Source Sans Pro"/>
-          <w:color w:val="000000"/>
-          <w:sz w:val="19"/>
-          <w:szCs w:val="19"/>
-        </w:rPr>
-        <w:t>Developed OWASP Top 10 automated compliance checker validating web application security controls against regulatory requirements.</w:t>
+        <w:spacing w:before="13" w:after="30"/>
+      </w:pPr>
+      <w:r>
+        <w:rPr>
+          <w:rFonts w:ascii="Source Sans Pro" w:eastAsia="Source Sans Pro" w:hAnsi="Source Sans Pro" w:cs="Source Sans Pro"/>
+          <w:color w:val="000000"/>
+          <w:sz w:val="19"/>
+          <w:szCs w:val="19"/>
+        </w:rPr>
+        <w:t>Automated compliance scan scheduling via Bash and cron, resulting in a delta-scan logic for remediation tracking and audit evidence organization.</w:t>
       </w:r>
     </w:p>
     <w:p>
@@ -726,16 +726,16 @@
           <w:ilvl w:val="0"/>
           <w:numId w:val="2"/>
         </w:numPr>
-        <w:spacing w:before="13" w:after="35"/>
-      </w:pPr>
-      <w:r>
-        <w:rPr>
-          <w:rFonts w:ascii="Source Sans Pro" w:eastAsia="Source Sans Pro" w:hAnsi="Source Sans Pro" w:cs="Source Sans Pro"/>
-          <w:color w:val="000000"/>
-          <w:sz w:val="19"/>
-          <w:szCs w:val="19"/>
-        </w:rPr>
-        <w:t>Automated compliance scan scheduling via Bash and cron, and built delta-scan logic to track remediation progress.</w:t>
+        <w:spacing w:before="13" w:after="30"/>
+      </w:pPr>
+      <w:r>
+        <w:rPr>
+          <w:rFonts w:ascii="Source Sans Pro" w:eastAsia="Source Sans Pro" w:hAnsi="Source Sans Pro" w:cs="Source Sans Pro"/>
+          <w:color w:val="000000"/>
+          <w:sz w:val="19"/>
+          <w:szCs w:val="19"/>
+        </w:rPr>
+        <w:t>Built automated vulnerability assessment pipeline integrating Nessus and OpenVAS APIs, producing CVSS severity (vulnerability prioritisation) classified reports with EPSS context.</w:t>
       </w:r>
     </w:p>
     <w:p>
@@ -743,7 +743,7 @@
         <w:pBdr>
           <w:bottom w:val="single" w:sz="6" w:space="1" w:color="000000"/>
         </w:pBdr>
-        <w:spacing w:before="26" w:after="26"/>
+        <w:spacing w:before="20" w:after="20"/>
         <w:rPr>
           <w:rFonts w:ascii="Source Sans Pro" w:eastAsia="Source Sans Pro" w:hAnsi="Source Sans Pro" w:cs="Source Sans Pro"/>
           <w:b/>
@@ -759,7 +759,7 @@
         <w:pBdr>
           <w:bottom w:val="single" w:sz="6" w:space="1" w:color="000000"/>
         </w:pBdr>
-        <w:spacing w:before="123" w:after="0"/>
+        <w:spacing w:before="99" w:after="0"/>
       </w:pPr>
       <w:r>
         <w:rPr>
@@ -775,7 +775,7 @@
     </w:p>
     <w:p>
       <w:pPr>
-        <w:spacing w:before="89" w:after="89"/>
+        <w:spacing w:before="44" w:after="44"/>
       </w:pPr>
       <w:r>
         <w:rPr>
@@ -784,20 +784,20 @@
           <w:sz w:val="19"/>
           <w:szCs w:val="19"/>
         </w:rPr>
-        <w:t xml:space="preserve">Compliance and Security: </w:t>
-      </w:r>
-      <w:r>
-        <w:rPr>
-          <w:rFonts w:ascii="Source Sans Pro" w:eastAsia="Source Sans Pro" w:hAnsi="Source Sans Pro" w:cs="Source Sans Pro"/>
-          <w:sz w:val="19"/>
-          <w:szCs w:val="19"/>
-        </w:rPr>
-        <w:t>compliance, security, audit-ready evidence</w:t>
-      </w:r>
-    </w:p>
-    <w:p>
-      <w:pPr>
-        <w:spacing w:before="89" w:after="89"/>
+        <w:t xml:space="preserve">Compliance: </w:t>
+      </w:r>
+      <w:r>
+        <w:rPr>
+          <w:rFonts w:ascii="Source Sans Pro" w:eastAsia="Source Sans Pro" w:hAnsi="Source Sans Pro" w:cs="Source Sans Pro"/>
+          <w:sz w:val="19"/>
+          <w:szCs w:val="19"/>
+        </w:rPr>
+        <w:t>NIST CSF, ISO 27001, PCI-DSS, GDPR/PDPB, SOX/ITGC, compliance monitoring</w:t>
+      </w:r>
+    </w:p>
+    <w:p>
+      <w:pPr>
+        <w:spacing w:before="44" w:after="44"/>
       </w:pPr>
       <w:r>
         <w:rPr>
@@ -806,20 +806,20 @@
           <w:sz w:val="19"/>
           <w:szCs w:val="19"/>
         </w:rPr>
-        <w:t xml:space="preserve">Risk Assessment and Management: </w:t>
-      </w:r>
-      <w:r>
-        <w:rPr>
-          <w:rFonts w:ascii="Source Sans Pro" w:eastAsia="Source Sans Pro" w:hAnsi="Source Sans Pro" w:cs="Source Sans Pro"/>
-          <w:sz w:val="19"/>
-          <w:szCs w:val="19"/>
-        </w:rPr>
-        <w:t>risk assessment, vulnerability management, threat detection</w:t>
-      </w:r>
-    </w:p>
-    <w:p>
-      <w:pPr>
-        <w:spacing w:before="24" w:after="24"/>
+        <w:t xml:space="preserve">Security: </w:t>
+      </w:r>
+      <w:r>
+        <w:rPr>
+          <w:rFonts w:ascii="Source Sans Pro" w:eastAsia="Source Sans Pro" w:hAnsi="Source Sans Pro" w:cs="Source Sans Pro"/>
+          <w:sz w:val="19"/>
+          <w:szCs w:val="19"/>
+        </w:rPr>
+        <w:t>Risk assessment, control testing, audit documentation, vendor risk, RCSA basics</w:t>
+      </w:r>
+    </w:p>
+    <w:p>
+      <w:pPr>
+        <w:spacing w:before="44" w:after="44"/>
       </w:pPr>
       <w:r>
         <w:rPr>
@@ -828,7 +828,7 @@
           <w:sz w:val="19"/>
           <w:szCs w:val="19"/>
         </w:rPr>
-        <w:t xml:space="preserve">Control Mapping and Documentatio: </w:t>
+        <w:t xml:space="preserve">Audit and Risk: </w:t>
       </w:r>
       <w:r>
         <w:rPr>
@@ -841,7 +841,7 @@
     </w:p>
     <w:p>
       <w:pPr>
-        <w:spacing w:before="24" w:after="24"/>
+        <w:spacing w:before="44" w:after="44"/>
       </w:pPr>
       <w:r>
         <w:rPr>
@@ -850,7 +850,7 @@
           <w:sz w:val="19"/>
           <w:szCs w:val="19"/>
         </w:rPr>
-        <w:t xml:space="preserve">Information Security and Governa: </w:t>
+        <w:t xml:space="preserve">Threat Detection: </w:t>
       </w:r>
       <w:r>
         <w:rPr>
@@ -863,7 +863,7 @@
     </w:p>
     <w:p>
       <w:pPr>
-        <w:spacing w:before="24" w:after="24"/>
+        <w:spacing w:before="44" w:after="44"/>
       </w:pPr>
       <w:r>
         <w:rPr>
@@ -872,15 +872,15 @@
           <w:sz w:val="19"/>
           <w:szCs w:val="19"/>
         </w:rPr>
-        <w:t xml:space="preserve">Monitoring and Incident Response: </w:t>
-      </w:r>
-      <w:r>
-        <w:rPr>
-          <w:rFonts w:ascii="Source Sans Pro" w:eastAsia="Source Sans Pro" w:hAnsi="Source Sans Pro" w:cs="Source Sans Pro"/>
-          <w:sz w:val="19"/>
-          <w:szCs w:val="19"/>
-        </w:rPr>
-        <w:t>compliance monitoring, incident response, threat intelligence, ISO 27001, zero trust, gdpr</w:t>
+        <w:t xml:space="preserve">Regulatory Compliance: </w:t>
+      </w:r>
+      <w:r>
+        <w:rPr>
+          <w:rFonts w:ascii="Source Sans Pro" w:eastAsia="Source Sans Pro" w:hAnsi="Source Sans Pro" w:cs="Source Sans Pro"/>
+          <w:sz w:val="19"/>
+          <w:szCs w:val="19"/>
+        </w:rPr>
+        <w:t>MITRE ATT&amp;CK, OWASP Top 10, Incident Response (PICERL), audit trail documentation, zero trust</w:t>
       </w:r>
     </w:p>
     <w:p>
@@ -888,7 +888,7 @@
         <w:pBdr>
           <w:bottom w:val="single" w:sz="6" w:space="1" w:color="000000"/>
         </w:pBdr>
-        <w:spacing w:before="26" w:after="26"/>
+        <w:spacing w:before="20" w:after="20"/>
         <w:rPr>
           <w:rFonts w:ascii="Source Sans Pro" w:eastAsia="Source Sans Pro" w:hAnsi="Source Sans Pro" w:cs="Source Sans Pro"/>
           <w:b/>
@@ -904,7 +904,7 @@
         <w:pBdr>
           <w:bottom w:val="single" w:sz="6" w:space="1" w:color="000000"/>
         </w:pBdr>
-        <w:spacing w:before="123" w:after="0"/>
+        <w:spacing w:before="99" w:after="0"/>
       </w:pPr>
       <w:r>
         <w:rPr>
@@ -925,7 +925,7 @@
           <w:ilvl w:val="0"/>
           <w:numId w:val="2"/>
         </w:numPr>
-        <w:spacing w:before="13" w:after="35"/>
+        <w:spacing w:before="13" w:after="30"/>
       </w:pPr>
       <w:r>
         <w:rPr>
@@ -944,7 +944,7 @@
           <w:ilvl w:val="0"/>
           <w:numId w:val="2"/>
         </w:numPr>
-        <w:spacing w:before="13" w:after="35"/>
+        <w:spacing w:before="13" w:after="30"/>
       </w:pPr>
       <w:r>
         <w:rPr>

--- a/resumes/Resume_GRC_Analyst__ISO_27001_And_Informat_Unknown__unknown_.docx
+++ b/resumes/Resume_GRC_Analyst__ISO_27001_And_Informat_Unknown__unknown_.docx
@@ -430,7 +430,7 @@
           <w:sz w:val="19"/>
           <w:szCs w:val="19"/>
         </w:rPr>
-        <w:t>Triaged 50+ weekly cases by severity and policy eligibility, ensuring compliance tracking and control evidence.</w:t>
+        <w:t>Triaged 50+ weekly inventory reimbursement cases by severity and policy eligibility, translating high-volume case review into control evidence, compliance tracking, and decision trails.</w:t>
       </w:r>
     </w:p>
     <w:p>
@@ -449,7 +449,7 @@
           <w:sz w:val="19"/>
           <w:szCs w:val="19"/>
         </w:rPr>
-        <w:t>Investigated seller claims, identifying policy violations and anomalous patterns, with findings escalated to senior reviewers.</w:t>
+        <w:t>Conducted root cause analysis on seller claims, identifying policy violations and anomalous patterns for pattern review and investigation handoffs.</w:t>
       </w:r>
     </w:p>
     <w:p>
@@ -542,7 +542,7 @@
             <w:szCs w:val="19"/>
             <w:u w:val="single"/>
           </w:rPr>
-          <w:t>SOC Automation and Threat Detection Lab</w:t>
+          <w:t>Phishing and OSINT Threat Intelligence Tool</w:t>
         </w:r>
       </w:hyperlink>
       <w:r>
@@ -569,7 +569,7 @@
           <w:sz w:val="19"/>
           <w:szCs w:val="19"/>
         </w:rPr>
-        <w:t>Python, Splunk, Wireshark, Nmap, MITRE ATT&amp;CK</w:t>
+        <w:t>Python, VirusTotal API, AbuseIPDB, WHOIS, Telegram bot</w:t>
       </w:r>
     </w:p>
     <w:p>
@@ -588,7 +588,7 @@
           <w:sz w:val="19"/>
           <w:szCs w:val="19"/>
         </w:rPr>
-        <w:t>Deployed Splunk SIEM for compliance monitoring (regulatory compliance) and control mapping, resulting in a comprehensive audit-ready documentation.</w:t>
+        <w:t>Developed multi-API threat intelligence pipeline using Python, submitting suspicious data to VirusTotal, AbuseIPDB, URLScan.io, and cross-referencing WHOIS, DNS, and SSL details for phishing analysis.</w:t>
       </w:r>
     </w:p>
     <w:p>
@@ -607,7 +607,7 @@
           <w:sz w:val="19"/>
           <w:szCs w:val="19"/>
         </w:rPr>
-        <w:t>Built automated SOAR (security orchestration and automation)-style detection pipeline for threat detection (anomaly detection), utilizing MITRE ATT&amp;CK mapping and Sigma rules for control validation.</w:t>
+        <w:t>Developed typosquatting detector using Python, AbuseIPDB, and WHOIS to generate domain variants and check live DNS resolution for brand-impersonation analysis.</w:t>
       </w:r>
     </w:p>
     <w:p>
@@ -626,7 +626,7 @@
           <w:sz w:val="19"/>
           <w:szCs w:val="19"/>
         </w:rPr>
-        <w:t>Mapped TTPs to MITRE ATT&amp;CK (TTP mapping) for control mapping and wrote PICERL incident report, ensuring evidence completeness.</w:t>
+        <w:t>Deployed Telegram bot interface enabling analysts to submit URLs for live IOC enrichment (threat intelligence) using Python, Telegram bot, and theHarvester for domain profiling.</w:t>
       </w:r>
     </w:p>
     <w:p>
@@ -697,7 +697,7 @@
           <w:sz w:val="19"/>
           <w:szCs w:val="19"/>
         </w:rPr>
-        <w:t>Developed OWASP Top 10 (web application security) automated compliance checker for regulatory compliance, generating audit-ready evidence and compliance tracking.</w:t>
+        <w:t>Developed automated vulnerability assessment pipeline integrating Nessus and OpenVAS REST APIs in Python, generating CVE reports with CVSS severity and EPSS context from FIRST.org API.</w:t>
       </w:r>
     </w:p>
     <w:p>
@@ -716,7 +716,7 @@
           <w:sz w:val="19"/>
           <w:szCs w:val="19"/>
         </w:rPr>
-        <w:t>Automated compliance scan scheduling via Bash and cron, resulting in a delta-scan logic for remediation tracking and audit evidence organization.</w:t>
+        <w:t>Developed OWASP Top 10 automated web checker using Python, detecting injection, auth, and SSRF vulnerabilities, and documenting SQL injection remediation.</w:t>
       </w:r>
     </w:p>
     <w:p>
@@ -735,7 +735,7 @@
           <w:sz w:val="19"/>
           <w:szCs w:val="19"/>
         </w:rPr>
-        <w:t>Built automated vulnerability assessment pipeline integrating Nessus and OpenVAS APIs, producing CVSS severity (vulnerability prioritisation) classified reports with EPSS context.</w:t>
+        <w:t>Automated scan scheduling using Bash and cron, and built delta-scan logic to flag newly discovered CVEs and organize patch compliance (remediation tracking) tracking evidence using Nessus and OpenVAS.</w:t>
       </w:r>
     </w:p>
     <w:p>
@@ -784,7 +784,7 @@
           <w:sz w:val="19"/>
           <w:szCs w:val="19"/>
         </w:rPr>
-        <w:t xml:space="preserve">Compliance: </w:t>
+        <w:t xml:space="preserve">GRC &amp; Compliance: </w:t>
       </w:r>
       <w:r>
         <w:rPr>
@@ -806,7 +806,7 @@
           <w:sz w:val="19"/>
           <w:szCs w:val="19"/>
         </w:rPr>
-        <w:t xml:space="preserve">Security: </w:t>
+        <w:t xml:space="preserve">Risk &amp; Audit: </w:t>
       </w:r>
       <w:r>
         <w:rPr>
@@ -828,7 +828,7 @@
           <w:sz w:val="19"/>
           <w:szCs w:val="19"/>
         </w:rPr>
-        <w:t xml:space="preserve">Audit and Risk: </w:t>
+        <w:t xml:space="preserve">Fraud &amp; AML: </w:t>
       </w:r>
       <w:r>
         <w:rPr>
@@ -850,7 +850,7 @@
           <w:sz w:val="19"/>
           <w:szCs w:val="19"/>
         </w:rPr>
-        <w:t xml:space="preserve">Threat Detection: </w:t>
+        <w:t xml:space="preserve">Systems &amp; Tools: </w:t>
       </w:r>
       <w:r>
         <w:rPr>
@@ -872,15 +872,15 @@
           <w:sz w:val="19"/>
           <w:szCs w:val="19"/>
         </w:rPr>
-        <w:t xml:space="preserve">Regulatory Compliance: </w:t>
-      </w:r>
-      <w:r>
-        <w:rPr>
-          <w:rFonts w:ascii="Source Sans Pro" w:eastAsia="Source Sans Pro" w:hAnsi="Source Sans Pro" w:cs="Source Sans Pro"/>
-          <w:sz w:val="19"/>
-          <w:szCs w:val="19"/>
-        </w:rPr>
-        <w:t>MITRE ATT&amp;CK, OWASP Top 10, Incident Response (PICERL), audit trail documentation, zero trust</w:t>
+        <w:t xml:space="preserve">Frameworks: </w:t>
+      </w:r>
+      <w:r>
+        <w:rPr>
+          <w:rFonts w:ascii="Source Sans Pro" w:eastAsia="Source Sans Pro" w:hAnsi="Source Sans Pro" w:cs="Source Sans Pro"/>
+          <w:sz w:val="19"/>
+          <w:szCs w:val="19"/>
+        </w:rPr>
+        <w:t>MITRE ATT&amp;CK, OWASP Top 10, Incident Response (PICERL), audit trail documentation, security</w:t>
       </w:r>
     </w:p>
     <w:p>
